--- a/Planning And Documentation/The Child and the Snake.docx
+++ b/Planning And Documentation/The Child and the Snake.docx
@@ -80,6 +80,9 @@
       <w:r>
         <w:t>Tutorial</w:t>
       </w:r>
+      <w:r>
+        <w:t>/level 1</w:t>
+      </w:r>
     </w:p>
     <w:p>
       <w:r>
@@ -130,9 +133,86 @@
         <w:t>Were the withered stalks of all the plants.</w:t>
       </w:r>
     </w:p>
+    <w:p>
+      <w:r>
+        <w:t>Left to die and rot in the dark,</w:t>
+      </w:r>
+    </w:p>
+    <w:p>
+      <w:r>
+        <w:t xml:space="preserve">Like the end of life’s crude remark. </w:t>
+      </w:r>
+    </w:p>
     <w:p/>
+    <w:p>
+      <w:r>
+        <w:t>The dirt and worms had all but left,</w:t>
+      </w:r>
+    </w:p>
+    <w:p>
+      <w:r>
+        <w:t xml:space="preserve">Wondering </w:t>
+      </w:r>
+      <w:r>
+        <w:t>why the garden was of life bereft.</w:t>
+      </w:r>
+    </w:p>
+    <w:p>
+      <w:r>
+        <w:t xml:space="preserve">And in the empty, cold, </w:t>
+      </w:r>
+      <w:r>
+        <w:t xml:space="preserve">and </w:t>
+      </w:r>
+      <w:r>
+        <w:t>lifeless garden,</w:t>
+      </w:r>
+    </w:p>
+    <w:p>
+      <w:r>
+        <w:t xml:space="preserve">A voice whispered from </w:t>
+      </w:r>
+      <w:r>
+        <w:t>the verdant turned spartan.</w:t>
+      </w:r>
+    </w:p>
     <w:p/>
+    <w:p>
+      <w:r>
+        <w:t>“It is time to leave,” the voice did say,</w:t>
+      </w:r>
+    </w:p>
+    <w:p>
+      <w:r>
+        <w:t>“Leave this garden, and get away.</w:t>
+      </w:r>
+    </w:p>
+    <w:p>
+      <w:r>
+        <w:t>“The shadows will find you, hunt and devour,</w:t>
+      </w:r>
+    </w:p>
+    <w:p>
+      <w:r>
+        <w:t>“If you do not flee this hour.”</w:t>
+      </w:r>
+    </w:p>
     <w:p/>
+    <w:p>
+      <w:r>
+        <w:t>Level 2</w:t>
+      </w:r>
+    </w:p>
+    <w:p>
+      <w:r>
+        <w:t>“They came from nowhere,” the voice said again,</w:t>
+      </w:r>
+    </w:p>
+    <w:p>
+      <w:r>
+        <w:t xml:space="preserve">“Devouring all that lived and breathed </w:t>
+      </w:r>
+    </w:p>
     <w:sectPr>
       <w:pgSz w:w="12240" w:h="15840"/>
       <w:pgMar w:top="1440" w:right="1440" w:bottom="1440" w:left="1440" w:header="708" w:footer="708" w:gutter="0"/>

--- a/Planning And Documentation/The Child and the Snake.docx
+++ b/Planning And Documentation/The Child and the Snake.docx
@@ -205,14 +205,337 @@
     </w:p>
     <w:p>
       <w:r>
+        <w:t>(intro to time-stretch/parry)</w:t>
+      </w:r>
+    </w:p>
+    <w:p>
+      <w:r>
         <w:t>“They came from nowhere,” the voice said again,</w:t>
       </w:r>
     </w:p>
     <w:p>
       <w:r>
-        <w:t xml:space="preserve">“Devouring all that lived and breathed </w:t>
-      </w:r>
-    </w:p>
+        <w:t>“</w:t>
+      </w:r>
+      <w:r>
+        <w:t>It hungers, and will consume without refrain.”</w:t>
+      </w:r>
+    </w:p>
+    <w:p>
+      <w:r>
+        <w:t>“</w:t>
+      </w:r>
+      <w:proofErr w:type="gramStart"/>
+      <w:r>
+        <w:t>So</w:t>
+      </w:r>
+      <w:proofErr w:type="gramEnd"/>
+      <w:r>
+        <w:t xml:space="preserve"> what should I do?” the child then asked.</w:t>
+      </w:r>
+    </w:p>
+    <w:p>
+      <w:r>
+        <w:t xml:space="preserve">“You must fight back,” the voice </w:t>
+      </w:r>
+      <w:r>
+        <w:t xml:space="preserve">did </w:t>
+      </w:r>
+      <w:proofErr w:type="gramStart"/>
+      <w:r>
+        <w:t>tasked</w:t>
+      </w:r>
+      <w:proofErr w:type="gramEnd"/>
+      <w:r>
+        <w:t>.</w:t>
+      </w:r>
+    </w:p>
+    <w:p/>
+    <w:p>
+      <w:r>
+        <w:t>“</w:t>
+      </w:r>
+      <w:r>
+        <w:t>What are these things?” the child asked through tears.</w:t>
+      </w:r>
+    </w:p>
+    <w:p>
+      <w:r>
+        <w:t>“Things from the Beyond, like all your worst fears.</w:t>
+      </w:r>
+    </w:p>
+    <w:p>
+      <w:r>
+        <w:t>“So, you must fight back, or succumb to the darkness.</w:t>
+      </w:r>
+    </w:p>
+    <w:p>
+      <w:r>
+        <w:t>“Shed your skins of fear and become fearless.”</w:t>
+      </w:r>
+    </w:p>
+    <w:p/>
+    <w:p>
+      <w:r>
+        <w:lastRenderedPageBreak/>
+        <w:t>And the child did change, shedding their skins like snakes,</w:t>
+      </w:r>
+    </w:p>
+    <w:p>
+      <w:r>
+        <w:t>Stretching beyond what was and is</w:t>
+      </w:r>
+      <w:r>
+        <w:t>, whatever it takes.</w:t>
+      </w:r>
+    </w:p>
+    <w:p>
+      <w:r>
+        <w:t xml:space="preserve">Growing stronger and faster, </w:t>
+      </w:r>
+    </w:p>
+    <w:p>
+      <w:r>
+        <w:t xml:space="preserve">Striking first like that was always the answer. </w:t>
+      </w:r>
+    </w:p>
+    <w:p/>
+    <w:p>
+      <w:r>
+        <w:t xml:space="preserve">“We must go deeper,” the voice then said. </w:t>
+      </w:r>
+    </w:p>
+    <w:p>
+      <w:r>
+        <w:t>“Into the dark?” the child asked with dread.</w:t>
+      </w:r>
+    </w:p>
+    <w:p>
+      <w:r>
+        <w:t>“These things came from somewhere, and killed the garden besides.</w:t>
+      </w:r>
+    </w:p>
+    <w:p>
+      <w:r>
+        <w:t>“If they are removed, the</w:t>
+      </w:r>
+      <w:r>
+        <w:t>n all the pain will subside.”</w:t>
+      </w:r>
+    </w:p>
+    <w:p/>
+    <w:p>
+      <w:proofErr w:type="gramStart"/>
+      <w:r>
+        <w:t>So</w:t>
+      </w:r>
+      <w:proofErr w:type="gramEnd"/>
+      <w:r>
+        <w:t xml:space="preserve"> the child crawled into the dirt, </w:t>
+      </w:r>
+    </w:p>
+    <w:p>
+      <w:r>
+        <w:t>burrowing further into the dark,</w:t>
+      </w:r>
+    </w:p>
+    <w:p>
+      <w:r>
+        <w:t xml:space="preserve">Looking for the source of the beyond </w:t>
+      </w:r>
+    </w:p>
+    <w:p>
+      <w:r>
+        <w:t>in the place where no hope could spark.</w:t>
+      </w:r>
+    </w:p>
+    <w:p/>
+    <w:p>
+      <w:r>
+        <w:t xml:space="preserve">(Optional, as in the player could stumble upon this stanza if they explore and find a dead end. Literally pick </w:t>
+      </w:r>
+      <w:r>
+        <w:t>one</w:t>
+      </w:r>
+      <w:r>
+        <w:t xml:space="preserve">, place </w:t>
+      </w:r>
+      <w:r>
+        <w:t>a</w:t>
+      </w:r>
+      <w:r>
+        <w:t xml:space="preserve"> stanza once.)</w:t>
+      </w:r>
+    </w:p>
+    <w:p/>
+    <w:p>
+      <w:r>
+        <w:t>“Who are you?” the child asked in a burrow.</w:t>
+      </w:r>
+    </w:p>
+    <w:p>
+      <w:r>
+        <w:t>“That’s not important,” the voice replied.</w:t>
+      </w:r>
+    </w:p>
+    <w:p>
+      <w:r>
+        <w:t>“What we are is something else,” it implied.</w:t>
+      </w:r>
+    </w:p>
+    <w:p>
+      <w:r>
+        <w:t>“But we appal at the garden’s harrow.”</w:t>
+      </w:r>
+    </w:p>
+    <w:p/>
+    <w:p>
+      <w:r>
+        <w:t>(On the final descent (the long sequential downward slope), place a stanza at the beginning of each flat platform)</w:t>
+      </w:r>
+    </w:p>
+    <w:p/>
+    <w:p>
+      <w:r>
+        <w:t>A cold wind blew from deep in the earth,</w:t>
+      </w:r>
+    </w:p>
+    <w:p>
+      <w:r>
+        <w:lastRenderedPageBreak/>
+        <w:t>A warning of life’s meaningless worth.</w:t>
+      </w:r>
+    </w:p>
+    <w:p>
+      <w:r>
+        <w:t>“Deeper,” the voice hissed.</w:t>
+      </w:r>
+    </w:p>
+    <w:p>
+      <w:r>
+        <w:t>The child did not know what they had missed.</w:t>
+      </w:r>
+    </w:p>
+    <w:p/>
+    <w:p>
+      <w:r>
+        <w:t>“Children must be brought to heel,</w:t>
+      </w:r>
+    </w:p>
+    <w:p>
+      <w:r>
+        <w:t>“Guided with a firm hand they can feel.”</w:t>
+      </w:r>
+    </w:p>
+    <w:p>
+      <w:r>
+        <w:t>“What could you possibly mean?” the child wanted to ask.</w:t>
+      </w:r>
+    </w:p>
+    <w:p>
+      <w:r>
+        <w:t>But it did not speak, so it wore a mask.</w:t>
+      </w:r>
+    </w:p>
+    <w:p/>
+    <w:p>
+      <w:r>
+        <w:t>(boss fight stanza)</w:t>
+      </w:r>
+    </w:p>
+    <w:p>
+      <w:r>
+        <w:t xml:space="preserve">And beneath the garden, </w:t>
+      </w:r>
+      <w:r>
+        <w:t>tangled in the roots of all the plants,</w:t>
+      </w:r>
+    </w:p>
+    <w:p>
+      <w:r>
+        <w:t>Was a giant snake with eyes vast and ready to supplant.</w:t>
+      </w:r>
+    </w:p>
+    <w:p>
+      <w:r>
+        <w:t>“And so, you are here,” the snake remarked.</w:t>
+      </w:r>
+    </w:p>
+    <w:p>
+      <w:r>
+        <w:t>“To face down the voice of death.”</w:t>
+      </w:r>
+    </w:p>
+    <w:p/>
+    <w:p/>
+    <w:p>
+      <w:r>
+        <w:t>Level 3</w:t>
+      </w:r>
+    </w:p>
+    <w:p>
+      <w:r>
+        <w:t>There was once a garden, full to brim with life,</w:t>
+      </w:r>
+    </w:p>
+    <w:p>
+      <w:r>
+        <w:t>Once owned by a man and his wife.</w:t>
+      </w:r>
+    </w:p>
+    <w:p>
+      <w:r>
+        <w:t>A hundred kinds of plants grew and thrived,</w:t>
+      </w:r>
+    </w:p>
+    <w:p>
+      <w:r>
+        <w:t>Now left dying, of sunlight deprived.</w:t>
+      </w:r>
+    </w:p>
+    <w:p/>
+    <w:p>
+      <w:r>
+        <w:t>And in this garden, slept a child,</w:t>
+      </w:r>
+    </w:p>
+    <w:p>
+      <w:r>
+        <w:t>Who had only ever lived in the wild,</w:t>
+      </w:r>
+    </w:p>
+    <w:p>
+      <w:r>
+        <w:t>Eating and sleeping as they pleased,</w:t>
+      </w:r>
+    </w:p>
+    <w:p>
+      <w:r>
+        <w:t>Dreaming of a world they could play in with ease.</w:t>
+      </w:r>
+    </w:p>
+    <w:p/>
+    <w:p>
+      <w:r>
+        <w:t xml:space="preserve">And when they awoke </w:t>
+      </w:r>
+    </w:p>
+    <w:p>
+      <w:r>
+        <w:t>To the clang of pounding steel,</w:t>
+      </w:r>
+    </w:p>
+    <w:p>
+      <w:r>
+        <w:t xml:space="preserve">They opened their eyes, </w:t>
+      </w:r>
+    </w:p>
+    <w:p>
+      <w:r>
+        <w:t xml:space="preserve">And did not know what to feel. </w:t>
+      </w:r>
+    </w:p>
+    <w:p/>
     <w:sectPr>
       <w:pgSz w:w="12240" w:h="15840"/>
       <w:pgMar w:top="1440" w:right="1440" w:bottom="1440" w:left="1440" w:header="708" w:footer="708" w:gutter="0"/>
